--- a/MHBV 011026/03_FINANCEIRO/MHBV-02_Dossie_Viabilidade_Financeira.docx
+++ b/MHBV 011026/03_FINANCEIRO/MHBV-02_Dossie_Viabilidade_Financeira.docx
@@ -148,7 +148,7 @@
                 <w:sz w:val="18"/>
                 <w:szCs w:val="18"/>
               </w:rPr>
-              <w:t xml:space="preserve">Entreposto de ~550 m² · 350 t/ano · Crédito Híbrido: FNE R$ 2,6 mi + capital próprio R$ 1,29 mi</w:t>
+              <w:t xml:space="preserve">Entreposto de 630 m² úteis · 350 t/ano · Crédito Híbrido: FNE R$ 2,6 mi + capital próprio R$ 1,83 mi</w:t>
             </w:r>
           </w:p>
         </w:tc>
@@ -635,7 +635,7 @@
                 <w:sz w:val="19"/>
                 <w:szCs w:val="19"/>
               </w:rPr>
-              <w:t xml:space="preserve"> R$ 2,0 milhões de investimento (12 anos, 4 de carência) e R$ 0,6 milhão de giro renovável a cada safra, com capital próprio de R$ 1,29 milhão (≈ 39% do investimento de R$ 3,29 milhões).</w:t>
+              <w:t xml:space="preserve"> R$ 2,0 milhões de investimento (12 anos, 4 de carência) e R$ 0,6 milhão de giro renovável a cada safra, com capital próprio de R$ 1,83 milhão (≈ 48% do investimento de R$ 3,83 milhões; FNE ≈ 52%).</w:t>
             </w:r>
           </w:p>
           <w:p>
@@ -657,7 +657,7 @@
                 <w:sz w:val="19"/>
                 <w:szCs w:val="19"/>
               </w:rPr>
-              <w:t xml:space="preserve">Cobertura mínima de 2,51x no caso base</w:t>
+              <w:t xml:space="preserve">Cobertura mínima de 2,50x no caso base</w:t>
             </w:r>
             <w:r>
               <w:rPr>
@@ -666,7 +666,7 @@
                 <w:sz w:val="19"/>
                 <w:szCs w:val="19"/>
               </w:rPr>
-              <w:t xml:space="preserve"> e de 1,52x com mel −20%, acima do piso de 1,50x. TIR do projeto de 30,1% a.a.; TIR dos cooperados de 49,6% a.a.</w:t>
+              <w:t xml:space="preserve"> e de 1,51x com mel −20%, acima do piso de 1,50x. TIR do projeto de 25,2% a.a.; TIR dos cooperados de 35,3% a.a.</w:t>
             </w:r>
           </w:p>
           <w:p>
@@ -728,7 +728,7 @@
                 <w:sz w:val="19"/>
                 <w:szCs w:val="19"/>
               </w:rPr>
-              <w:t xml:space="preserve"> sachê a R$ 25/kg reduz a cobertura a 1,31x. Mitigação obrigatória antes do protocolo: cartas de intenção de compra e PAA-CE.</w:t>
+              <w:t xml:space="preserve"> sachê a R$ 25/kg reduz a cobertura a 1,29x. Mitigação obrigatória antes do protocolo: cartas de intenção de compra e PAA-CE.</w:t>
             </w:r>
           </w:p>
         </w:tc>
@@ -1001,7 +1001,7 @@
                 <w:sz w:val="14"/>
                 <w:szCs w:val="14"/>
               </w:rPr>
-              <w:t xml:space="preserve">~550 m² · 350 t/ano · Fase 1</w:t>
+              <w:t xml:space="preserve">630 m² · 350 t/ano · Fase 1</w:t>
             </w:r>
           </w:p>
         </w:tc>
@@ -1082,7 +1082,7 @@
           <w:sz w:val="20"/>
           <w:szCs w:val="20"/>
         </w:rPr>
-        <w:t xml:space="preserve"> no FNE Coopera para implantar entreposto regional de mel de </w:t>
+        <w:t xml:space="preserve"> no FNE Coopera para implantar entreposto regional de mel de 630 m² úteis (≈ 666 m² construídos), com fluxo</w:t>
       </w:r>
       <w:r>
         <w:rPr>
@@ -1093,7 +1093,7 @@
           <w:sz w:val="20"/>
           <w:szCs w:val="20"/>
         </w:rPr>
-        <w:t xml:space="preserve">~550 m²</w:t>
+        <w:t xml:space="preserve"/>
       </w:r>
       <w:r>
         <w:rPr>
@@ -1102,7 +1102,7 @@
           <w:sz w:val="20"/>
           <w:szCs w:val="20"/>
         </w:rPr>
-        <w:t xml:space="preserve">, com fluxo em uma direção (Portaria SDA/MAPA nº 795/2023, alterada pela Portaria SDA/MAPA nº 1.439/2025), capacidade instalada de </w:t>
+        <w:t xml:space="preserve"> em uma direção (Portaria SDA/MAPA nº 795/2023, alterada pela Portaria SDA/MAPA nº 1.439/2025), capacidade instalada de </w:t>
       </w:r>
       <w:r>
         <w:rPr>
@@ -1159,7 +1159,7 @@
           <w:sz w:val="20"/>
           <w:szCs w:val="20"/>
         </w:rPr>
-        <w:t xml:space="preserve">R$ 3,29 milhões</w:t>
+        <w:t xml:space="preserve">R$ 3,83 milhões</w:t>
       </w:r>
       <w:r>
         <w:rPr>
@@ -1179,7 +1179,7 @@
           <w:sz w:val="20"/>
           <w:szCs w:val="20"/>
         </w:rPr>
-        <w:t xml:space="preserve">R$ 1,29 milhão</w:t>
+        <w:t xml:space="preserve">R$ 1,83 milhão</w:t>
       </w:r>
       <w:r>
         <w:rPr>
@@ -1188,7 +1188,7 @@
           <w:sz w:val="20"/>
           <w:szCs w:val="20"/>
         </w:rPr>
-        <w:t xml:space="preserve"> de capital próprio (≈ 39%). O giro líquido do regime (</w:t>
+        <w:t xml:space="preserve"> de capital próprio (≈ 48%). O giro líquido do regime (</w:t>
       </w:r>
       <w:r>
         <w:rPr>
@@ -1208,7 +1208,7 @@
           <w:sz w:val="20"/>
           <w:szCs w:val="20"/>
         </w:rPr>
-        <w:t xml:space="preserve">) é coberto por R$ 0,6 milhão de FNE giro renovável e R$ 0,04 milhão da retenção de 5%.</w:t>
+        <w:t xml:space="preserve">) é coberto por R$ 0,6 milhão de FNE giro renovável e R$ 0,04 milhão da retenção de 5%. A contrapartida sobe R$ 0,54 milhão frente à edição anterior (ver item 16).</w:t>
       </w:r>
     </w:p>
     <w:tbl>
@@ -1414,7 +1414,7 @@
                 <w:sz w:val="17"/>
                 <w:szCs w:val="17"/>
               </w:rPr>
-              <w:t xml:space="preserve">Obras civis (~550 m²)</w:t>
+              <w:t xml:space="preserve">Obras civis (≈ 666 m² construídos)</w:t>
             </w:r>
           </w:p>
         </w:tc>
@@ -1450,7 +1450,7 @@
                 <w:sz w:val="17"/>
                 <w:szCs w:val="17"/>
               </w:rPr>
-              <w:t xml:space="preserve">1,30</w:t>
+              <w:t xml:space="preserve">1,79</w:t>
             </w:r>
           </w:p>
         </w:tc>
@@ -1635,7 +1635,7 @@
                 <w:sz w:val="17"/>
                 <w:szCs w:val="17"/>
               </w:rPr>
-              <w:t xml:space="preserve">Capital próprio (≈ 39%)</w:t>
+              <w:t xml:space="preserve">Capital próprio (≈ 48%)</w:t>
             </w:r>
           </w:p>
         </w:tc>
@@ -1671,7 +1671,7 @@
                 <w:sz w:val="17"/>
                 <w:szCs w:val="17"/>
               </w:rPr>
-              <w:t xml:space="preserve">1,29</w:t>
+              <w:t xml:space="preserve">1,83</w:t>
             </w:r>
           </w:p>
         </w:tc>
@@ -1748,7 +1748,7 @@
                 <w:sz w:val="17"/>
                 <w:szCs w:val="17"/>
               </w:rPr>
-              <w:t xml:space="preserve">0,30</w:t>
+              <w:t xml:space="preserve">0,35</w:t>
             </w:r>
           </w:p>
         </w:tc>
@@ -1897,7 +1897,7 @@
                 <w:sz w:val="17"/>
                 <w:szCs w:val="17"/>
               </w:rPr>
-              <w:t xml:space="preserve">3,29</w:t>
+              <w:t xml:space="preserve">3,83</w:t>
             </w:r>
           </w:p>
         </w:tc>
@@ -1969,7 +1969,7 @@
                 <w:sz w:val="17"/>
                 <w:szCs w:val="17"/>
               </w:rPr>
-              <w:t xml:space="preserve">3,29</w:t>
+              <w:t xml:space="preserve">3,83</w:t>
             </w:r>
           </w:p>
         </w:tc>
@@ -2344,7 +2344,7 @@
                 <w:sz w:val="17"/>
                 <w:szCs w:val="17"/>
               </w:rPr>
-              <w:t xml:space="preserve">3,93</w:t>
+              <w:t xml:space="preserve">4,47</w:t>
             </w:r>
           </w:p>
         </w:tc>
@@ -2416,7 +2416,7 @@
                 <w:sz w:val="17"/>
                 <w:szCs w:val="17"/>
               </w:rPr>
-              <w:t xml:space="preserve">3,93</w:t>
+              <w:t xml:space="preserve">4,47</w:t>
             </w:r>
           </w:p>
         </w:tc>
@@ -2435,7 +2435,7 @@
           <w:sz w:val="15"/>
           <w:szCs w:val="15"/>
         </w:rPr>
-        <w:t xml:space="preserve">Obras: R$ 2.125–2.413/m² no orçamento anterior, sem BDI. Equipamentos: preços unitários do projeto anterior (1 linha, envase de sachê e laboratório básico), sem cotação; 3 orçamentos por item antes da Carta-Consulta [A CONFIRMAR]. Indicadores extraídos do modelo MHBV-02A (recalculado em 30/09/2026), planilha com fórmulas abertas à disposição da área de crédito.</w:t>
+        <w:t xml:space="preserve">Obra orçada por tipo de área + 6% de estrutura + BDI 25% (MHBV-18, Cenário 2); preços unitários [REQUER VERIFICAÇÃO EXTERNA]. Equipamentos: preços unitários do projeto anterior (1 linha, envase de sachê e laboratório básico), sem cotação; 3 orçamentos por item antes da Carta-Consulta [A CONFIRMAR]. Indicadores extraídos do modelo MHBV-02A (recalculado em 07/10/2026), planilha com fórmulas abertas à disposição da área de crédito.</w:t>
       </w:r>
     </w:p>
     <w:p>
@@ -2813,7 +2813,7 @@
           <w:sz w:val="20"/>
           <w:szCs w:val="20"/>
         </w:rPr>
-        <w:t xml:space="preserve"> equivale a 76% desse total: risco alto. A área de ação decidida, Boa Viagem + 16 municípios com Mombaça como hub, soma 521 t (2024); com ela, 250 t correspondem a 48%. Os 8 municípios vizinhos (Tamboril, Independência, Piquet Carneiro, Ibaretama, Quixadá, Senador Pompeu, Choró, Banabuiú) já estão nomeados no Anexo I do Estatuto, para ratificação na Assembleia de 28/11/2026; ampliações posteriores, por AGE (Estatuto, arts. 2º e 19, I).</w:t>
+        <w:t xml:space="preserve"> equivale a 76% desse total: risco alto. A área de ação decidida, Boa Viagem + 16 municípios com Mombaça como hub, soma 521 t (2024); com ela, 250 t correspondem a 48%. O Anexo I do Estatuto está fechado com 17 municípios (Boa Viagem + 16; campo 17 = Banabuiú, decisão D4), que somaram 520,9 t em 2024, para ratificação na Assembleia de 28/11/2026; ampliações posteriores, por AGE (Estatuto, arts. 2º e 19, I).</w:t>
       </w:r>
     </w:p>
     <w:p>
@@ -3276,7 +3276,7 @@
           <w:sz w:val="20"/>
           <w:szCs w:val="20"/>
         </w:rPr>
-        <w:t xml:space="preserve">R$ 2,19/kg</w:t>
+        <w:t xml:space="preserve">R$ 2,08/kg</w:t>
       </w:r>
       <w:r>
         <w:rPr>
@@ -3296,7 +3296,7 @@
           <w:sz w:val="20"/>
           <w:szCs w:val="20"/>
         </w:rPr>
-        <w:t xml:space="preserve">R$ 14,25/kg</w:t>
+        <w:t xml:space="preserve">R$ 14,14/kg</w:t>
       </w:r>
       <w:r>
         <w:rPr>
@@ -3390,7 +3390,7 @@
           <w:sz w:val="20"/>
           <w:szCs w:val="20"/>
         </w:rPr>
-        <w:t xml:space="preserve">R$ 1,13 milhão (18,0%)</w:t>
+        <w:t xml:space="preserve">R$ 1,12 milhão (17,9%)</w:t>
       </w:r>
       <w:r>
         <w:rPr>
@@ -3430,7 +3430,7 @@
           <w:sz w:val="20"/>
           <w:szCs w:val="20"/>
         </w:rPr>
-        <w:t xml:space="preserve">2,51x</w:t>
+        <w:t xml:space="preserve">2,50x</w:t>
       </w:r>
       <w:r>
         <w:rPr>
@@ -3439,7 +3439,7 @@
           <w:sz w:val="20"/>
           <w:szCs w:val="20"/>
         </w:rPr>
-        <w:t xml:space="preserve">; média dos anos 5 a 12 de 3,09x; sem a retenção de 5%, 2,22x.</w:t>
+        <w:t xml:space="preserve">; média dos anos 5 a 12 de 3,07x; sem a retenção de 5%, 2,20x.</w:t>
       </w:r>
     </w:p>
     <w:tbl>
@@ -3497,7 +3497,7 @@
                 <w:sz w:val="32"/>
                 <w:szCs w:val="32"/>
               </w:rPr>
-              <w:t xml:space="preserve">2,51x</w:t>
+              <w:t xml:space="preserve">2,50x</w:t>
             </w:r>
           </w:p>
           <w:p>
@@ -3575,7 +3575,7 @@
                 <w:sz w:val="32"/>
                 <w:szCs w:val="32"/>
               </w:rPr>
-              <w:t xml:space="preserve">1,52x</w:t>
+              <w:t xml:space="preserve">1,51x</w:t>
             </w:r>
           </w:p>
           <w:p>
@@ -3653,7 +3653,7 @@
                 <w:sz w:val="32"/>
                 <w:szCs w:val="32"/>
               </w:rPr>
-              <w:t xml:space="preserve">30,1%</w:t>
+              <w:t xml:space="preserve">25,2%</w:t>
             </w:r>
           </w:p>
           <w:p>
@@ -3731,7 +3731,7 @@
                 <w:sz w:val="32"/>
                 <w:szCs w:val="32"/>
               </w:rPr>
-              <w:t xml:space="preserve">49,6%</w:t>
+              <w:t xml:space="preserve">35,3%</w:t>
             </w:r>
           </w:p>
           <w:p>
@@ -3759,7 +3759,7 @@
                 <w:sz w:val="14"/>
                 <w:szCs w:val="14"/>
               </w:rPr>
-              <w:t xml:space="preserve">VPL a 10%: R$ 4,04 mi</w:t>
+              <w:t xml:space="preserve">VPL a 10%: R$ 3,45 mi</w:t>
             </w:r>
           </w:p>
         </w:tc>
@@ -4108,7 +4108,7 @@
                 <w:sz w:val="17"/>
                 <w:szCs w:val="17"/>
               </w:rPr>
-              <w:t xml:space="preserve">2,51x</w:t>
+              <w:t xml:space="preserve">2,50x</w:t>
             </w:r>
           </w:p>
         </w:tc>
@@ -4221,7 +4221,7 @@
                 <w:sz w:val="17"/>
                 <w:szCs w:val="17"/>
               </w:rPr>
-              <w:t xml:space="preserve">1,52x</w:t>
+              <w:t xml:space="preserve">1,51x</w:t>
             </w:r>
           </w:p>
         </w:tc>
@@ -4334,7 +4334,7 @@
                 <w:sz w:val="17"/>
                 <w:szCs w:val="17"/>
               </w:rPr>
-              <w:t xml:space="preserve">1,67x</w:t>
+              <w:t xml:space="preserve">1,65x</w:t>
             </w:r>
           </w:p>
         </w:tc>
@@ -4447,7 +4447,7 @@
                 <w:sz w:val="17"/>
                 <w:szCs w:val="17"/>
               </w:rPr>
-              <w:t xml:space="preserve">1,64x</w:t>
+              <w:t xml:space="preserve">1,63x</w:t>
             </w:r>
           </w:p>
         </w:tc>
@@ -4560,7 +4560,7 @@
                 <w:sz w:val="17"/>
                 <w:szCs w:val="17"/>
               </w:rPr>
-              <w:t xml:space="preserve">2,23x</w:t>
+              <w:t xml:space="preserve">2,22x</w:t>
             </w:r>
           </w:p>
         </w:tc>
@@ -4673,7 +4673,7 @@
                 <w:sz w:val="17"/>
                 <w:szCs w:val="17"/>
               </w:rPr>
-              <w:t xml:space="preserve">2,85x</w:t>
+              <w:t xml:space="preserve">2,84x</w:t>
             </w:r>
           </w:p>
         </w:tc>
@@ -4750,7 +4750,7 @@
                 <w:sz w:val="17"/>
                 <w:szCs w:val="17"/>
               </w:rPr>
-              <w:t xml:space="preserve">Investimento +20%</w:t>
+              <w:t xml:space="preserve">Investimento +20% (R$ 4,60 mi)</w:t>
             </w:r>
           </w:p>
         </w:tc>
@@ -4786,7 +4786,7 @@
                 <w:sz w:val="17"/>
                 <w:szCs w:val="17"/>
               </w:rPr>
-              <w:t xml:space="preserve">2,48x</w:t>
+              <w:t xml:space="preserve">2,47x</w:t>
             </w:r>
           </w:p>
         </w:tc>
@@ -4899,7 +4899,7 @@
                 <w:sz w:val="17"/>
                 <w:szCs w:val="17"/>
               </w:rPr>
-              <w:t xml:space="preserve">1,31x</w:t>
+              <w:t xml:space="preserve">1,29x</w:t>
             </w:r>
           </w:p>
         </w:tc>
@@ -5070,7 +5070,7 @@
           <w:sz w:val="20"/>
           <w:szCs w:val="20"/>
         </w:rPr>
-        <w:t xml:space="preserve"> cartas de intenção de compra a R$ 30/kg e adesão ao PAA-CE, que afastam o cenário de 1,31x.</w:t>
+        <w:t xml:space="preserve"> cartas de intenção de compra a R$ 30/kg e adesão ao PAA-CE, que afastam o cenário de 1,29x.</w:t>
       </w:r>
     </w:p>
     <w:p>
@@ -5101,7 +5101,7 @@
           <w:sz w:val="20"/>
           <w:szCs w:val="20"/>
         </w:rPr>
-        <w:t xml:space="preserve"> R$ 1,29 milhão comprovado, conforme a cadeia de fontes do item IV.3.</w:t>
+        <w:t xml:space="preserve"> R$ 1,83 milhão comprovado, conforme a cadeia de fontes do item IV.3.</w:t>
       </w:r>
     </w:p>
     <w:p>
@@ -5123,7 +5123,7 @@
           <w:sz w:val="20"/>
           <w:szCs w:val="20"/>
         </w:rPr>
-        <w:t>Área de ação: os 8 municípios vizinhos (Tamboril, Independência, Piquet Carneiro, Ibaretama, Quixadá, Senador Pompeu, Choró, Banabuiú) já estão nomeados no Anexo I do Estatuto, para ratificação na Assembleia de 28/11/2026; ampliações posteriores, por AGE (Estatuto, arts. 2º e 19, I).</w:t>
+        <w:t xml:space="preserve">Área de ação: o Anexo I do Estatuto está fechado com 17 municípios (Boa Viagem + 16; campo 17 = Banabuiú, decisão D4), que somaram 520,9 t em 2024, para ratificação na Assembleia de 28/11/2026; ampliações posteriores, por AGE (Estatuto, arts. 2º e 19, I).</w:t>
       </w:r>
       <w:r>
         <w:rPr>
@@ -5623,7 +5623,7 @@
                 <w:sz w:val="17"/>
                 <w:szCs w:val="17"/>
               </w:rPr>
-              <w:t xml:space="preserve">R$ 1,29 mi</w:t>
+              <w:t xml:space="preserve">R$ 1,83 mi</w:t>
             </w:r>
           </w:p>
         </w:tc>
@@ -5659,7 +5659,7 @@
                 <w:sz w:val="17"/>
                 <w:szCs w:val="17"/>
               </w:rPr>
-              <w:t xml:space="preserve">≈ 39% do investimento de R$ 3,29 mi</w:t>
+              <w:t xml:space="preserve">≈ 48% do investimento de R$ 3,83 mi</w:t>
             </w:r>
           </w:p>
         </w:tc>
@@ -7166,7 +7166,7 @@
           <w:sz w:val="20"/>
           <w:szCs w:val="20"/>
         </w:rPr>
-        <w:t xml:space="preserve">R$ 1,29 milhão</w:t>
+        <w:t xml:space="preserve">R$ 1,83 milhão</w:t>
       </w:r>
       <w:r>
         <w:rPr>
@@ -7175,7 +7175,7 @@
           <w:sz w:val="20"/>
           <w:szCs w:val="20"/>
         </w:rPr>
-        <w:t xml:space="preserve"> é condição da Carta-Consulta de 04/2028.</w:t>
+        <w:t xml:space="preserve"> é condição da Carta-Consulta de 04/2028. O aumento de R$ 0,54 mi na contrapartida deve vir de capital próprio/subvenção (Projeto São José, emendas, CDRU), nunca de mais FNE: R$ 0,1 mi a mais de FNE derruba o cenário mel −20% para ≈ 1,46x.</w:t>
       </w:r>
     </w:p>
     <w:p>
@@ -7774,7 +7774,7 @@
           <w:sz w:val="20"/>
           <w:szCs w:val="20"/>
         </w:rPr>
-        <w:t xml:space="preserve">R$ 14,25/kg</w:t>
+        <w:t xml:space="preserve">R$ 14,14/kg</w:t>
       </w:r>
       <w:r>
         <w:rPr>
@@ -8020,7 +8020,7 @@
                 <w:sz w:val="16"/>
                 <w:szCs w:val="16"/>
               </w:rPr>
-              <w:t xml:space="preserve">Preço ao cooperado indexado ao granel PAA/Conab-CE, com recálculo mensal · cobertura 1,52x</w:t>
+              <w:t xml:space="preserve">Preço ao cooperado indexado ao granel PAA/Conab-CE, com recálculo mensal · cobertura 1,51x</w:t>
             </w:r>
           </w:p>
         </w:tc>
@@ -8133,7 +8133,7 @@
                 <w:sz w:val="16"/>
                 <w:szCs w:val="16"/>
               </w:rPr>
-              <w:t xml:space="preserve">Risco declarado: 1,31x. Cartas de intenção a R$ 30/kg e PAA-CE antes do protocolo</w:t>
+              <w:t xml:space="preserve">Risco declarado: 1,29x. Cartas de intenção a R$ 30/kg e PAA-CE antes do protocolo</w:t>
             </w:r>
           </w:p>
         </w:tc>
@@ -8246,7 +8246,7 @@
                 <w:sz w:val="16"/>
                 <w:szCs w:val="16"/>
               </w:rPr>
-              <w:t>200 t → 1,67x. 12 meses de piloto; área de ação dos 17 municípios já nomeada no Anexo I (521 t, 2024); ratificação em 28/11/2026</w:t>
+              <w:t xml:space="preserve">200 t → 1,65x. 12 meses de piloto; Anexo I fechado com 17 municípios (campo 17 = Banabuiú, D4; 520,9 t em 2024); ratificação em 28/11/2026</w:t>
             </w:r>
           </w:p>
         </w:tc>
@@ -10196,7 +10196,7 @@
           <w:sz w:val="20"/>
           <w:szCs w:val="20"/>
         </w:rPr>
-        <w:t xml:space="preserve">Contrapartida: percentual mínimo para cooperativa nova no semiárido e cômputo de cotas-parte, retenção de 5% e área cedida nos R$ 1,29 milhão [A CONFIRMAR];</w:t>
+        <w:t xml:space="preserve">Contrapartida: percentual mínimo para cooperativa nova no semiárido e cômputo de cotas-parte, retenção de 5% e área cedida nos R$ 1,83 milhão [A CONFIRMAR];</w:t>
       </w:r>
     </w:p>
     <w:p>
@@ -10309,7 +10309,7 @@
           <w:sz w:val="20"/>
           <w:szCs w:val="20"/>
         </w:rPr>
-        <w:t xml:space="preserve">Projeto do entreposto (~550 m²), memorial descritivo, orçamento e 3 orçamentos por equipamento principal;</w:t>
+        <w:t xml:space="preserve">Projeto do entreposto (630 m² úteis), memorial descritivo, orçamento e 3 orçamentos por equipamento principal;</w:t>
       </w:r>
     </w:p>
     <w:p>
@@ -10417,7 +10417,7 @@
           <w:sz w:val="20"/>
           <w:szCs w:val="20"/>
         </w:rPr>
-        <w:t xml:space="preserve">Plano de contrapartida (R$ 1,29 milhão) e proposta de garantias.</w:t>
+        <w:t xml:space="preserve">Plano de contrapartida (R$ 1,83 milhão) e proposta de garantias.</w:t>
       </w:r>
     </w:p>
     <w:p>
@@ -11906,7 +11906,7 @@
                 <w:sz w:val="19"/>
                 <w:szCs w:val="19"/>
               </w:rPr>
-              <w:t xml:space="preserve">A operação é viável e pagável: cobertura mínima de 2,51x no caso base e de 1,52x com mel −20%, acima do piso de 1,50x. O Crédito Híbrido limita a dívida ao que o caixa suporta (R$ 2,0 milhões de investimento e R$ 0,6 milhão de giro renovável), a contrapartida de R$ 1,29 milhão alinha o risco dos cooperados ao do Banco e o piloto de 12 meses substitui projeção por histórico. O único ponto fraco, o preço do sachê, é tratado antes do protocolo.</w:t>
+              <w:t xml:space="preserve">A operação é viável e pagável: cobertura mínima de 2,50x no caso base e de 1,51x com mel −20%, acima do piso de 1,50x. O Crédito Híbrido limita a dívida ao que o caixa suporta (R$ 2,0 milhões de investimento e R$ 0,6 milhão de giro renovável), a contrapartida de R$ 1,83 milhão alinha o risco dos cooperados ao do Banco e o piloto de 12 meses substitui projeção por histórico. O único ponto fraco, o preço do sachê, é tratado antes do protocolo.</w:t>
             </w:r>
           </w:p>
         </w:tc>
@@ -12472,7 +12472,7 @@
         <w:sz w:val="15"/>
         <w:szCs w:val="15"/>
       </w:rPr>
-      <w:t xml:space="preserve">Emissão: MHBV 011026 (01/10/2026) · Comissão Organizadora · Boa Viagem/CE · (88) 99726-4831</w:t>
+      <w:t xml:space="preserve">Emissão: MHBV 071026 (07/10/2026) · Comissão Organizadora · Boa Viagem/CE · (88) 99726-4831</w:t>
     </w:r>
   </w:p>
 </w:ftr>
@@ -12698,7 +12698,7 @@
         <w:sz w:val="14"/>
         <w:szCs w:val="14"/>
       </w:rPr>
-      <w:t xml:space="preserve">	Dossiê MHBV-02 · MHBV 011026 (01/10/2026) · Pleito FNE Coopera</w:t>
+      <w:t xml:space="preserve">	Dossiê MHBV-02 · MHBV 071026 (07/10/2026) · Pleito FNE Coopera</w:t>
     </w:r>
   </w:p>
   <w:p>
